--- a/downloads/documents/04 Units/Unit 03 - Human Development and Relationships - Growing Up, Getting Along/Lesson 03.19 - Careers in Human Services and Education and Unit 3 Test.docx
+++ b/downloads/documents/04 Units/Unit 03 - Human Development and Relationships - Growing Up, Getting Along/Lesson 03.19 - Careers in Human Services and Education and Unit 3 Test.docx
@@ -357,7 +357,7 @@
         <w:t xml:space="preserve">Vocabulary 03.md</w:t>
       </w:r>
       <w:r>
-        <w:t xml:space="preserve">) for Turkish, Portuguese, and Spanish.</w:t>
+        <w:t xml:space="preserve">) for Spanish.</w:t>
       </w:r>
     </w:p>
     <w:p>
@@ -1084,7 +1084,7 @@
         <w:pStyle w:val="Compact"/>
       </w:pPr>
       <w:r>
-        <w:t xml:space="preserve">ELL: each career card has a picture of the person at work and three short lines (does, needs, uses); the walk sheet’s three questions have a 1 to 3 face scale; the careers are listed in Turkish, Portuguese, and Spanish on the handout (to be verified by a native speaker); the test has a word bank for the matching items and reads at a grade 6 level; a bilingual glossary is allowed on the test.</w:t>
+        <w:t xml:space="preserve">ELL: each career card has a picture of the person at work and three short lines (does, needs, uses); the walk sheet’s three questions have a 1 to 3 face scale; the careers are listed in Spanish on the handout (to be verified by a native speaker); the test has a word bank for the matching items and reads at a grade 6 level; a bilingual glossary is allowed on the test.</w:t>
       </w:r>
     </w:p>
     <w:p>
@@ -1647,7 +1647,7 @@
     <w:sectPr>
       <w:headerReference w:type="default" r:id="rId9"/>
       <w:pgSz w:w="12240" w:h="15840"/>
-      <w:pgMar w:top="1440" w:bottom="1440" w:left="1440" w:right="1440" w:header="504"/>
+      <w:pgMar w:top="1296" w:bottom="1296" w:left="1296" w:right="1296" w:header="504"/>
     </w:sectPr>
   </w:body>
 </w:document>

--- a/downloads/documents/04 Units/Unit 03 - Human Development and Relationships - Growing Up, Getting Along/Lesson 03.19 - Careers in Human Services and Education and Unit 3 Test.docx
+++ b/downloads/documents/04 Units/Unit 03 - Human Development and Relationships - Growing Up, Getting Along/Lesson 03.19 - Careers in Human Services and Education and Unit 3 Test.docx
@@ -156,25 +156,19 @@
         <w:pStyle w:val="Compact"/>
       </w:pPr>
       <w:r>
-        <w:t xml:space="preserve">NYS FACS Learning Standard 2 (Intermediate), Key Idea: Students will know the basic principles of home and community safety. They can demonstrate the skills necessary to maintain their homes and workplaces in a safe and comfortable condition. They can provide a safe and nurturing environment for themselves and others.; Performance Indicator: none of the three Standard 2 indicators names careers. The state assigns only Standard 2 to this module, so this lesson cites the key idea and no PI. (Crosswalk Part E.3 notes that Standard 3 PI E,</w:t>
-      </w:r>
-      <w:r>
-        <w:t xml:space="preserve"> </w:t>
-      </w:r>
-      <w:r>
-        <w:t xml:space="preserve">“</w:t>
-      </w:r>
-      <w:r>
-        <w:t xml:space="preserve">Students identify their own abilities and interests as possible guides to career choice,</w:t>
-      </w:r>
-      <w:r>
-        <w:t xml:space="preserve">”</w:t>
-      </w:r>
-      <w:r>
-        <w:t xml:space="preserve"> </w:t>
-      </w:r>
-      <w:r>
-        <w:t xml:space="preserve">fits better; Sal can add it if he decides to cite outside the state’s block.)</w:t>
+        <w:t xml:space="preserve">NYS FACS Learning Standard 2 (Intermediate), Key Idea: Students will know the basic principles of home and community safety. They can demonstrate the skills necessary to maintain their homes and workplaces in a safe and comfortable condition. They can provide a safe and nurturing environment for themselves and others.; Performance Indicator: none of the three Standard 2 indicators names careers. The state assigns only Standard 2 to this module, so this lesson cites the key idea and no PI. (Standard 3 PI E fits this topic better, so it is cited as a second line below.)</w:t>
+      </w:r>
+    </w:p>
+    <w:p>
+      <w:pPr>
+        <w:numPr>
+          <w:ilvl w:val="0"/>
+          <w:numId w:val="1001"/>
+        </w:numPr>
+        <w:pStyle w:val="Compact"/>
+      </w:pPr>
+      <w:r>
+        <w:t xml:space="preserve">NYS FACS Learning Standard 3 (Intermediate), Key Idea: Students will understand and be able to manage personal resources of talent, time, energy, and money and make effective decisions in order to balance their obligations to work, family, and self.; Performance Indicator E: Students identify their own abilities and interests as possible guides to career choice.</w:t>
       </w:r>
     </w:p>
     <w:p>
@@ -1484,7 +1478,7 @@
         <w:pStyle w:val="Compact"/>
       </w:pPr>
       <w:r>
-        <w:t xml:space="preserve">NYS Learning Standards for Health, Physical Education, and Family and Consumer Sciences (1996), Standard 2, Intermediate, FACS strand. Wording per</w:t>
+        <w:t xml:space="preserve">NYS Learning Standards for Health, Physical Education, and Family and Consumer Sciences (1996), Standards 2 and 3, Intermediate, FACS strand. Wording per</w:t>
       </w:r>
       <w:r>
         <w:t xml:space="preserve"> </w:t>
@@ -1647,7 +1641,7 @@
     <w:sectPr>
       <w:headerReference w:type="default" r:id="rId9"/>
       <w:pgSz w:w="12240" w:h="15840"/>
-      <w:pgMar w:top="1296" w:bottom="1296" w:left="1296" w:right="1296" w:header="504"/>
+      <w:pgMar w:top="1440" w:bottom="1440" w:left="1440" w:right="1440" w:header="504"/>
     </w:sectPr>
   </w:body>
 </w:document>
